--- a/docs/ksr/최종정리_1차/09_자체_sLLM_최종_2026-10-21(답변반영건10-22).docx
+++ b/docs/ksr/최종정리_1차/09_자체_sLLM_최종_2026-10-21(답변반영건10-22).docx
@@ -627,7 +627,7 @@
         <w:t xml:space="preserve">polish_by_rule</w:t>
       </w:r>
       <w:r>
-        <w:t xml:space="preserve">)에 품목 「식품」을 넣어 얻은 문장 — 관문(말투 모드)은 통과, 앱 재판정 · 화면 표시는 확인 전(GPU 서버 필요). 화면 경로: </w:t>
+        <w:t xml:space="preserve">)에 품목 「식품」을 넣어 얻은 문장 — 관문(말투 모드)은 통과. 2026-10-22 배포 서버(copylane.site · 비회원 검수 · 식품 → 일반식품) 화면에서도 같은 원문에 「피로 회복에 탁월한」을 붙여 고쳐 쓰기를 누르면 같은 2단계 문장이 「쓰는 법을 더한 안」으로 나오고, 앱 재판정은 「위반 못 찾음(통과 아님) · 확신 부족」이었다(고쳐 쓰기 10.7 초). 화면 경로: </w:t>
       </w:r>
       <w:r>
         <w:rPr>
